--- a/app/assets/templates/ГОСТ.docx
+++ b/app/assets/templates/ГОСТ.docx
@@ -34,48 +34,6 @@
         </w:rPr>
         <w:t xml:space="preserve"> </w:t>
       </w:r>
-      <w:r>
-        <w:rPr>
-          <w:b/>
-          <w:bCs/>
-          <w:color w:val="000000" w:themeColor="text1"/>
-        </w:rPr>
-        <w:t xml:space="preserve">(тут как вариант можно поставить </w:t>
-      </w:r>
-      <w:r>
-        <w:rPr>
-          <w:b/>
-          <w:bCs/>
-          <w:color w:val="000000" w:themeColor="text1"/>
-          <w:lang w:val="en-US"/>
-        </w:rPr>
-        <w:t>id</w:t>
-      </w:r>
-      <w:r>
-        <w:rPr>
-          <w:b/>
-          <w:bCs/>
-          <w:color w:val="000000" w:themeColor="text1"/>
-        </w:rPr>
-        <w:t xml:space="preserve"> студента+</w:t>
-      </w:r>
-      <w:r>
-        <w:rPr>
-          <w:b/>
-          <w:bCs/>
-          <w:color w:val="000000" w:themeColor="text1"/>
-          <w:lang w:val="en-US"/>
-        </w:rPr>
-        <w:t>n</w:t>
-      </w:r>
-      <w:r>
-        <w:rPr>
-          <w:b/>
-          <w:bCs/>
-          <w:color w:val="000000" w:themeColor="text1"/>
-        </w:rPr>
-        <w:t xml:space="preserve"> (костыль))</w:t>
-      </w:r>
     </w:p>
     <w:p>
       <w:pPr>
@@ -135,14 +93,8 @@
         </w:rPr>
         <w:t>1. ФИО ЗАЩИЩАЮЩЕГОСЯ</w:t>
       </w:r>
-      <w:r>
-        <w:rPr>
-          <w:b/>
-          <w:bCs/>
-          <w:color w:val="000000" w:themeColor="text1"/>
-        </w:rPr>
-        <w:t xml:space="preserve"> (в родительном падеже)</w:t>
-      </w:r>
+      <w:bookmarkStart w:id="0" w:name="_GoBack"/>
+      <w:bookmarkEnd w:id="0"/>
     </w:p>
     <w:p>
       <w:pPr>
@@ -451,55 +403,14 @@
                 <w:color w:val="000000" w:themeColor="text1"/>
               </w:rPr>
             </w:pPr>
-            <w:r>
-              <w:rPr>
-                <w:color w:val="000000" w:themeColor="text1"/>
-                <w:sz w:val="22"/>
-                <w:szCs w:val="22"/>
-              </w:rPr>
-              <w:fldChar w:fldCharType="begin"/>
-            </w:r>
-            <w:r>
-              <w:rPr>
-                <w:color w:val="000000" w:themeColor="text1"/>
-                <w:sz w:val="22"/>
-                <w:szCs w:val="22"/>
-              </w:rPr>
-              <w:instrText xml:space="preserve"> </w:instrText>
-            </w:r>
-            <w:r>
-              <w:instrText>MERGEFIELD members:each(m)</w:instrText>
-            </w:r>
-            <w:r>
-              <w:rPr>
-                <w:color w:val="000000" w:themeColor="text1"/>
-                <w:sz w:val="22"/>
-                <w:szCs w:val="22"/>
-              </w:rPr>
-              <w:instrText xml:space="preserve"> </w:instrText>
-            </w:r>
-            <w:r>
-              <w:rPr>
-                <w:color w:val="000000" w:themeColor="text1"/>
-                <w:sz w:val="22"/>
-                <w:szCs w:val="22"/>
-              </w:rPr>
-              <w:fldChar w:fldCharType="separate"/>
-            </w:r>
-            <w:r>
-              <w:rPr>
-                <w:noProof/>
-              </w:rPr>
-              <w:t>«members:each(m)»</w:t>
-            </w:r>
-            <w:r>
-              <w:rPr>
-                <w:color w:val="000000" w:themeColor="text1"/>
-                <w:sz w:val="22"/>
-                <w:szCs w:val="22"/>
-              </w:rPr>
-              <w:fldChar w:fldCharType="end"/>
-            </w:r>
+            <w:fldSimple w:instr=" MERGEFIELD members:each(m) ">
+              <w:r>
+                <w:rPr>
+                  <w:noProof/>
+                </w:rPr>
+                <w:t>«members:each(m)»</w:t>
+              </w:r>
+            </w:fldSimple>
           </w:p>
         </w:tc>
         <w:tc>
@@ -522,94 +433,22 @@
                 <w:lang w:val="en-US"/>
               </w:rPr>
             </w:pPr>
-            <w:r>
-              <w:rPr>
-                <w:color w:val="000000" w:themeColor="text1"/>
-                <w:lang w:val="en-US"/>
-              </w:rPr>
-              <w:fldChar w:fldCharType="begin"/>
-            </w:r>
-            <w:r>
-              <w:rPr>
-                <w:color w:val="000000" w:themeColor="text1"/>
-                <w:lang w:val="en-US"/>
-              </w:rPr>
-              <w:instrText xml:space="preserve"> </w:instrText>
-            </w:r>
-            <w:r>
-              <w:instrText>MERGEFIELD m.fio</w:instrText>
-            </w:r>
-            <w:r>
-              <w:rPr>
-                <w:color w:val="000000" w:themeColor="text1"/>
-                <w:lang w:val="en-US"/>
-              </w:rPr>
-              <w:instrText xml:space="preserve"> </w:instrText>
-            </w:r>
-            <w:r>
-              <w:rPr>
-                <w:color w:val="000000" w:themeColor="text1"/>
-                <w:lang w:val="en-US"/>
-              </w:rPr>
-              <w:fldChar w:fldCharType="separate"/>
-            </w:r>
-            <w:r>
-              <w:rPr>
-                <w:noProof/>
-              </w:rPr>
-              <w:t>«m.fio»</w:t>
-            </w:r>
-            <w:r>
-              <w:rPr>
-                <w:color w:val="000000" w:themeColor="text1"/>
-                <w:lang w:val="en-US"/>
-              </w:rPr>
-              <w:fldChar w:fldCharType="end"/>
-            </w:r>
-            <w:r>
-              <w:rPr>
-                <w:color w:val="000000" w:themeColor="text1"/>
-                <w:lang w:val="en-US"/>
-              </w:rPr>
-              <w:fldChar w:fldCharType="begin"/>
-            </w:r>
-            <w:r>
-              <w:rPr>
-                <w:color w:val="000000" w:themeColor="text1"/>
-                <w:lang w:val="en-US"/>
-              </w:rPr>
-              <w:instrText xml:space="preserve"> </w:instrText>
-            </w:r>
-            <w:r>
-              <w:instrText>MERGEFIELD members:endEach</w:instrText>
-            </w:r>
-            <w:r>
-              <w:rPr>
-                <w:color w:val="000000" w:themeColor="text1"/>
-                <w:lang w:val="en-US"/>
-              </w:rPr>
-              <w:instrText xml:space="preserve"> </w:instrText>
-            </w:r>
-            <w:r>
-              <w:rPr>
-                <w:color w:val="000000" w:themeColor="text1"/>
-                <w:lang w:val="en-US"/>
-              </w:rPr>
-              <w:fldChar w:fldCharType="separate"/>
-            </w:r>
-            <w:r>
-              <w:rPr>
-                <w:noProof/>
-              </w:rPr>
-              <w:t>«members:endEach»</w:t>
-            </w:r>
-            <w:r>
-              <w:rPr>
-                <w:color w:val="000000" w:themeColor="text1"/>
-                <w:lang w:val="en-US"/>
-              </w:rPr>
-              <w:fldChar w:fldCharType="end"/>
-            </w:r>
+            <w:fldSimple w:instr=" MERGEFIELD m.fio ">
+              <w:r>
+                <w:rPr>
+                  <w:noProof/>
+                </w:rPr>
+                <w:t>«m.fio»</w:t>
+              </w:r>
+            </w:fldSimple>
+            <w:fldSimple w:instr=" MERGEFIELD members:endEach ">
+              <w:r>
+                <w:rPr>
+                  <w:noProof/>
+                </w:rPr>
+                <w:t>«members:endEach»</w:t>
+              </w:r>
+            </w:fldSimple>
           </w:p>
         </w:tc>
       </w:tr>
@@ -1568,50 +1407,14 @@
                 <w:lang w:val="en-US"/>
               </w:rPr>
             </w:pPr>
-            <w:r>
-              <w:rPr>
-                <w:color w:val="000000" w:themeColor="text1"/>
-                <w:lang w:val="en-US"/>
-              </w:rPr>
-              <w:fldChar w:fldCharType="begin"/>
-            </w:r>
-            <w:r>
-              <w:rPr>
-                <w:color w:val="000000" w:themeColor="text1"/>
-                <w:lang w:val="en-US"/>
-              </w:rPr>
-              <w:instrText xml:space="preserve"> </w:instrText>
-            </w:r>
-            <w:r>
-              <w:instrText>MERGEFIELD q.author</w:instrText>
-            </w:r>
-            <w:r>
-              <w:rPr>
-                <w:color w:val="000000" w:themeColor="text1"/>
-                <w:lang w:val="en-US"/>
-              </w:rPr>
-              <w:instrText xml:space="preserve"> </w:instrText>
-            </w:r>
-            <w:r>
-              <w:rPr>
-                <w:color w:val="000000" w:themeColor="text1"/>
-                <w:lang w:val="en-US"/>
-              </w:rPr>
-              <w:fldChar w:fldCharType="separate"/>
-            </w:r>
-            <w:r>
-              <w:rPr>
-                <w:noProof/>
-              </w:rPr>
-              <w:t>«q.author»</w:t>
-            </w:r>
-            <w:r>
-              <w:rPr>
-                <w:color w:val="000000" w:themeColor="text1"/>
-                <w:lang w:val="en-US"/>
-              </w:rPr>
-              <w:fldChar w:fldCharType="end"/>
-            </w:r>
+            <w:fldSimple w:instr=" MERGEFIELD q.author ">
+              <w:r>
+                <w:rPr>
+                  <w:noProof/>
+                </w:rPr>
+                <w:t>«q.author»</w:t>
+              </w:r>
+            </w:fldSimple>
           </w:p>
         </w:tc>
         <w:tc>
@@ -1634,50 +1437,14 @@
                 <w:lang w:val="en-US"/>
               </w:rPr>
             </w:pPr>
-            <w:r>
-              <w:rPr>
-                <w:color w:val="000000" w:themeColor="text1"/>
-                <w:lang w:val="en-US"/>
-              </w:rPr>
-              <w:fldChar w:fldCharType="begin"/>
-            </w:r>
-            <w:r>
-              <w:rPr>
-                <w:color w:val="000000" w:themeColor="text1"/>
-                <w:lang w:val="en-US"/>
-              </w:rPr>
-              <w:instrText xml:space="preserve"> </w:instrText>
-            </w:r>
-            <w:r>
-              <w:instrText>MERGEFIELD q.text</w:instrText>
-            </w:r>
-            <w:r>
-              <w:rPr>
-                <w:color w:val="000000" w:themeColor="text1"/>
-                <w:lang w:val="en-US"/>
-              </w:rPr>
-              <w:instrText xml:space="preserve"> </w:instrText>
-            </w:r>
-            <w:r>
-              <w:rPr>
-                <w:color w:val="000000" w:themeColor="text1"/>
-                <w:lang w:val="en-US"/>
-              </w:rPr>
-              <w:fldChar w:fldCharType="separate"/>
-            </w:r>
-            <w:r>
-              <w:rPr>
-                <w:noProof/>
-              </w:rPr>
-              <w:t>«q.text»</w:t>
-            </w:r>
-            <w:r>
-              <w:rPr>
-                <w:color w:val="000000" w:themeColor="text1"/>
-                <w:lang w:val="en-US"/>
-              </w:rPr>
-              <w:fldChar w:fldCharType="end"/>
-            </w:r>
+            <w:fldSimple w:instr=" MERGEFIELD q.text ">
+              <w:r>
+                <w:rPr>
+                  <w:noProof/>
+                </w:rPr>
+                <w:t>«q.text»</w:t>
+              </w:r>
+            </w:fldSimple>
           </w:p>
         </w:tc>
       </w:tr>
@@ -1690,8 +1457,6 @@
           <w:lang w:val="en-US"/>
         </w:rPr>
       </w:pPr>
-      <w:bookmarkStart w:id="0" w:name="_GoBack"/>
-      <w:bookmarkEnd w:id="0"/>
     </w:p>
     <w:p>
       <w:pPr>
@@ -1791,10 +1556,7 @@
               <w:t xml:space="preserve"> отлично   </w:t>
             </w:r>
             <w:r>
-              <w:t>{{mark_4</w:t>
-            </w:r>
-            <w:r>
-              <w:t>}}</w:t>
+              <w:t>{{mark_4}}</w:t>
             </w:r>
             <w:r>
               <w:rPr>
@@ -1805,10 +1567,7 @@
               <w:t xml:space="preserve"> хорошо   </w:t>
             </w:r>
             <w:r>
-              <w:t>{{mark_3</w:t>
-            </w:r>
-            <w:r>
-              <w:t>}}</w:t>
+              <w:t>{{mark_3}}</w:t>
             </w:r>
             <w:r>
               <w:rPr>
@@ -1819,10 +1578,7 @@
               <w:t xml:space="preserve"> удовлетворительно   </w:t>
             </w:r>
             <w:r>
-              <w:t>{{mark_2</w:t>
-            </w:r>
-            <w:r>
-              <w:t>}}</w:t>
+              <w:t>{{mark_2}}</w:t>
             </w:r>
             <w:r>
               <w:rPr>
